--- a/downloads/teacher/05 Materials/Unit 00/Handouts/Handout 00.01 - Course Map and Hope Card.docx
+++ b/downloads/teacher/05 Materials/Unit 00/Handouts/Handout 00.01 - Course Map and Hope Card.docx
@@ -867,22 +867,7 @@
         <w:pStyle w:val="BodyText"/>
       </w:pPr>
       <w:r>
-        <w:t xml:space="preserve">Word bank for ELL students, the six unit names</w:t>
-      </w:r>
-      <w:r>
-        <w:t xml:space="preserve"> </w:t>
-      </w:r>
-      <w:r>
-        <w:rPr>
-          <w:rStyle w:val="TeacherNote"/>
-        </w:rPr>
-        <w:t xml:space="preserve">[check with a native speaker]:</w:t>
-      </w:r>
-      <w:r>
-        <w:t xml:space="preserve"> </w:t>
-      </w:r>
-      <w:r>
-        <w:t xml:space="preserve">Kitchen Skills and Smart Eating (Mutfak Becerileri ve Akıllı Beslenme / Habilidades de Cozinha e Alimentação Inteligente / Habilidades de Cocina y Alimentación Inteligente); Me, My Goals, My Money (Ben, Hedeflerim, Param / Eu, Minhas Metas, Meu Dinheiro / Yo, Mis Metas, Mi Dinero); Growing Up, Getting Along (Büyümek, Geçinmek / Crescer, Conviver / Crecer, Llevarse Bien); Spaces We Live In (Yaşadığımız Alanlar / Espaços em que Vivemos / Espacios en que Vivimos); Make It, Mend It, Wear It (Yap, Onar, Giy / Faça, Conserte, Vista / Hazlo, Arréglalo, Úsalo); From Farm to Table (Tarladan Sofraya / Da Fazenda à Mesa / Del Campo a la Mesa).</w:t>
+        <w:t xml:space="preserve">Word bank for ELL students, the six unit names: Kitchen Skills and Smart Eating (Mutfak Becerileri ve Akıllı Beslenme / Habilidades de Cozinha e Alimentação Inteligente / Habilidades de Cocina y Alimentación Inteligente); Me, My Goals, My Money (Ben, Hedeflerim, Param / Eu, Minhas Metas, Meu Dinheiro / Yo, Mis Metas, Mi Dinero); Growing Up, Getting Along (Büyümek, Geçinmek / Crescer, Conviver / Crecer, Llevarse Bien); Spaces We Live In (Yaşadığımız Alanlar / Espaços em que Vivemos / Espacios en que Vivimos); Make It, Mend It, Wear It (Yap, Onar, Giy / Faça, Conserte, Vista / Hazlo, Arréglalo, Úsalo); From Farm to Table (Tarladan Sofraya / Da Fazenda à Mesa / Del Campo a la Mesa).</w:t>
       </w:r>
     </w:p>
     <w:p>
